--- a/Science Books/Physics/Volume overview/31 - Symmetry - The Universe Has Rules and It Is Suspiciously Fond of Them - FINAL.docx
+++ b/Science Books/Physics/Volume overview/31 - Symmetry - The Universe Has Rules and It Is Suspiciously Fond of Them - FINAL.docx
@@ -197,7 +197,7 @@
         <w:jc w:val="both"/>
       </w:pPr>
       <w:r>
-        <w:t xml:space="preserve">Modern particle physics takes symmetry even further. Gauge symmetries organize the Standard Model. They determine the mathematical structure of electromagnetic, weak and strong interactions. What looks at first like an enormous collection of unrelated particles turns out to have a remarkable architecture.</w:t>
+        <w:t>Modern particle physics takes symmetry even further, into a kind called gauge symmetry: a freedom to redefine certain internal, unobservable bookkeeping details of the description at every point in space, without changing a single thing you could ever measure. Gauge symmetries organize the Standard Model. They determine the mathematical structure of electromagnetic, weak and strong interactions. What looks at first like an enormous collection of unrelated particles turns out to have a remarkable architecture.</w:t>
       </w:r>
     </w:p>
     <w:p>
@@ -205,7 +205,7 @@
         <w:jc w:val="both"/>
       </w:pPr>
       <w:r>
-        <w:t xml:space="preserve">Electromagnetism. The weak interaction. The strong interaction. Different pieces.</w:t>
+        <w:t>Electromagnetism, the weak interaction, the strong interaction — different pieces, on the surface.</w:t>
       </w:r>
     </w:p>
     <w:p>
@@ -213,7 +213,7 @@
         <w:jc w:val="both"/>
       </w:pPr>
       <w:r>
-        <w:t xml:space="preserve">Deep mathematical connections. And behind them, symmetry.</w:t>
+        <w:t>Underneath, deep mathematical connections — and behind them, symmetry.</w:t>
       </w:r>
     </w:p>
     <w:p>

--- a/Science Books/Physics/Volume overview/31 - Symmetry - The Universe Has Rules and It Is Suspiciously Fond of Them - FINAL.docx
+++ b/Science Books/Physics/Volume overview/31 - Symmetry - The Universe Has Rules and It Is Suspiciously Fond of Them - FINAL.docx
@@ -30,6 +30,19 @@
       </w:pPr>
       <w:r>
         <w:t>Symmetry - The Universe Has Rules, and It Is Suspiciously Fond of Them</w:t>
+      </w:r>
+    </w:p>
+    <w:p>
+      <w:pPr>
+        <w:jc w:val="both"/>
+      </w:pPr>
+      <w:r>
+        <w:rPr>
+          <w:b/>
+          <w:i/>
+          <w:color w:val="C00000"/>
+        </w:rPr>
+        <w:t xml:space="preserve">STATUS 2026-10-01 — MERGED, not a separate chapter. This source draft has been fully developed in Physics Vol. 3, Ch. 4, “Symmetry: The Universe Has Rules, and It Is Suspiciously Fond of Them” (about 1,800 words). Edit the chapter there. This file is kept unchanged below only as the original draft, so it is not duplicated as a second chapter.</w:t>
       </w:r>
     </w:p>
     <w:p>

--- a/Science Books/Physics/Volume overview/31 - Symmetry - The Universe Has Rules and It Is Suspiciously Fond of Them - FINAL.docx
+++ b/Science Books/Physics/Volume overview/31 - Symmetry - The Universe Has Rules and It Is Suspiciously Fond of Them - FINAL.docx
@@ -9,7 +9,7 @@
         <w:jc w:val="center"/>
       </w:pPr>
       <w:r>
-        <w:t>Science for Everyone</w:t>
+        <w:t>Physics, Actually</w:t>
       </w:r>
     </w:p>
     <w:p>
